--- a/Report 1_Project_Proposal,Report 2_System_Analysis_Design,Report 3_Core_Feature_Development/Report 1_Project_Proposal.docx
+++ b/Report 1_Project_Proposal,Report 2_System_Analysis_Design,Report 3_Core_Feature_Development/Report 1_Project_Proposal.docx
@@ -4,7 +4,7 @@
   <w:body>
     <w:p>
       <w:pPr>
-        <w:pStyle w:val="u1"/>
+        <w:pStyle w:val="Heading1"/>
       </w:pPr>
       <w:r>
         <w:t>Report 1: Project Proposal Report (Initiation Phase)</w:t>
@@ -12,7 +12,7 @@
     </w:p>
     <w:p>
       <w:pPr>
-        <w:pStyle w:val="u2"/>
+        <w:pStyle w:val="Heading2"/>
       </w:pPr>
       <w:r>
         <w:t>1. Project Title</w:t>
@@ -20,7 +20,7 @@
     </w:p>
     <w:p>
       <w:pPr>
-        <w:pStyle w:val="ThnVnban"/>
+        <w:pStyle w:val="BodyText"/>
         <w:numPr>
           <w:ilvl w:val="0"/>
           <w:numId w:val="2"/>
@@ -38,7 +38,7 @@
     </w:p>
     <w:p>
       <w:pPr>
-        <w:pStyle w:val="u2"/>
+        <w:pStyle w:val="Heading2"/>
         <w:numPr>
           <w:ilvl w:val="0"/>
           <w:numId w:val="0"/>
@@ -479,7 +479,7 @@
               <w:pStyle w:val="TableContents"/>
             </w:pPr>
             <w:r>
-              <w:t>[To Be Filled]</w:t>
+              <w:t>DE190958</w:t>
             </w:r>
           </w:p>
         </w:tc>
@@ -596,12 +596,12 @@
     </w:tbl>
     <w:p>
       <w:pPr>
-        <w:pStyle w:val="ThnVnban"/>
-      </w:pPr>
-    </w:p>
-    <w:p>
-      <w:pPr>
-        <w:pStyle w:val="u2"/>
+        <w:pStyle w:val="BodyText"/>
+      </w:pPr>
+    </w:p>
+    <w:p>
+      <w:pPr>
+        <w:pStyle w:val="Heading2"/>
       </w:pPr>
       <w:r>
         <w:t>3. Objectives and Expected Outcomes</w:t>
@@ -609,7 +609,7 @@
     </w:p>
     <w:p>
       <w:pPr>
-        <w:pStyle w:val="ThnVnban"/>
+        <w:pStyle w:val="BodyText"/>
         <w:numPr>
           <w:ilvl w:val="0"/>
           <w:numId w:val="3"/>
@@ -627,7 +627,7 @@
     </w:p>
     <w:p>
       <w:pPr>
-        <w:pStyle w:val="ThnVnban"/>
+        <w:pStyle w:val="BodyText"/>
         <w:numPr>
           <w:ilvl w:val="1"/>
           <w:numId w:val="3"/>
@@ -642,7 +642,7 @@
     </w:p>
     <w:p>
       <w:pPr>
-        <w:pStyle w:val="ThnVnban"/>
+        <w:pStyle w:val="BodyText"/>
         <w:numPr>
           <w:ilvl w:val="1"/>
           <w:numId w:val="3"/>
@@ -652,12 +652,12 @@
         </w:tabs>
       </w:pPr>
       <w:r>
-        <w:t>Provide a unified platform for managing deadlines, organizing study materials, reading documents (PDFs), and reviewing knowledge via flashcards.</w:t>
-      </w:r>
-    </w:p>
-    <w:p>
-      <w:pPr>
-        <w:pStyle w:val="ThnVnban"/>
+        <w:t>Provide a unified platform for managing deadlines, organizing study materials, reading documents, and reviewing knowledge via flashcards.</w:t>
+      </w:r>
+    </w:p>
+    <w:p>
+      <w:pPr>
+        <w:pStyle w:val="BodyText"/>
         <w:numPr>
           <w:ilvl w:val="1"/>
           <w:numId w:val="3"/>
@@ -672,7 +672,7 @@
     </w:p>
     <w:p>
       <w:pPr>
-        <w:pStyle w:val="ThnVnban"/>
+        <w:pStyle w:val="BodyText"/>
         <w:numPr>
           <w:ilvl w:val="0"/>
           <w:numId w:val="3"/>
@@ -690,7 +690,7 @@
     </w:p>
     <w:p>
       <w:pPr>
-        <w:pStyle w:val="ThnVnban"/>
+        <w:pStyle w:val="BodyText"/>
         <w:numPr>
           <w:ilvl w:val="1"/>
           <w:numId w:val="3"/>
@@ -705,7 +705,7 @@
     </w:p>
     <w:p>
       <w:pPr>
-        <w:pStyle w:val="ThnVnban"/>
+        <w:pStyle w:val="BodyText"/>
         <w:numPr>
           <w:ilvl w:val="1"/>
           <w:numId w:val="3"/>
@@ -715,12 +715,24 @@
         </w:tabs>
       </w:pPr>
       <w:r>
-        <w:t>A robust document management and PDF reading experience built-in.</w:t>
-      </w:r>
-    </w:p>
-    <w:p>
-      <w:pPr>
-        <w:pStyle w:val="ThnVnban"/>
+        <w:t xml:space="preserve">A robust document management and </w:t>
+      </w:r>
+      <w:r>
+        <w:t>documents</w:t>
+      </w:r>
+      <w:r>
+        <w:t xml:space="preserve"> </w:t>
+      </w:r>
+      <w:r>
+        <w:t>viewing</w:t>
+      </w:r>
+      <w:r>
+        <w:t xml:space="preserve"> experience built-in.</w:t>
+      </w:r>
+    </w:p>
+    <w:p>
+      <w:pPr>
+        <w:pStyle w:val="BodyText"/>
         <w:numPr>
           <w:ilvl w:val="1"/>
           <w:numId w:val="3"/>
@@ -735,7 +747,7 @@
     </w:p>
     <w:p>
       <w:pPr>
-        <w:pStyle w:val="ThnVnban"/>
+        <w:pStyle w:val="BodyText"/>
         <w:numPr>
           <w:ilvl w:val="1"/>
           <w:numId w:val="3"/>
@@ -750,7 +762,7 @@
     </w:p>
     <w:p>
       <w:pPr>
-        <w:pStyle w:val="ThnVnban"/>
+        <w:pStyle w:val="BodyText"/>
         <w:numPr>
           <w:ilvl w:val="1"/>
           <w:numId w:val="3"/>
@@ -765,7 +777,7 @@
     </w:p>
     <w:p>
       <w:pPr>
-        <w:pStyle w:val="u2"/>
+        <w:pStyle w:val="Heading2"/>
         <w:numPr>
           <w:ilvl w:val="0"/>
           <w:numId w:val="0"/>
@@ -778,7 +790,7 @@
     </w:p>
     <w:p>
       <w:pPr>
-        <w:pStyle w:val="ThnVnban"/>
+        <w:pStyle w:val="BodyText"/>
         <w:numPr>
           <w:ilvl w:val="0"/>
           <w:numId w:val="4"/>
@@ -796,7 +808,7 @@
     </w:p>
     <w:p>
       <w:pPr>
-        <w:pStyle w:val="ThnVnban"/>
+        <w:pStyle w:val="BodyText"/>
         <w:numPr>
           <w:ilvl w:val="1"/>
           <w:numId w:val="4"/>
@@ -829,7 +841,7 @@
     </w:p>
     <w:p>
       <w:pPr>
-        <w:pStyle w:val="ThnVnban"/>
+        <w:pStyle w:val="BodyText"/>
         <w:numPr>
           <w:ilvl w:val="1"/>
           <w:numId w:val="4"/>
@@ -850,7 +862,7 @@
     </w:p>
     <w:p>
       <w:pPr>
-        <w:pStyle w:val="ThnVnban"/>
+        <w:pStyle w:val="BodyText"/>
         <w:numPr>
           <w:ilvl w:val="0"/>
           <w:numId w:val="4"/>
@@ -868,7 +880,7 @@
     </w:p>
     <w:p>
       <w:pPr>
-        <w:pStyle w:val="ThnVnban"/>
+        <w:pStyle w:val="BodyText"/>
         <w:numPr>
           <w:ilvl w:val="1"/>
           <w:numId w:val="4"/>
@@ -889,7 +901,7 @@
     </w:p>
     <w:p>
       <w:pPr>
-        <w:pStyle w:val="ThnVnban"/>
+        <w:pStyle w:val="BodyText"/>
         <w:numPr>
           <w:ilvl w:val="1"/>
           <w:numId w:val="4"/>
@@ -910,7 +922,7 @@
     </w:p>
     <w:p>
       <w:pPr>
-        <w:pStyle w:val="ThnVnban"/>
+        <w:pStyle w:val="BodyText"/>
         <w:numPr>
           <w:ilvl w:val="1"/>
           <w:numId w:val="4"/>
@@ -931,7 +943,7 @@
     </w:p>
     <w:p>
       <w:pPr>
-        <w:pStyle w:val="ThnVnban"/>
+        <w:pStyle w:val="BodyText"/>
         <w:numPr>
           <w:ilvl w:val="1"/>
           <w:numId w:val="4"/>
@@ -952,7 +964,7 @@
     </w:p>
     <w:p>
       <w:pPr>
-        <w:pStyle w:val="ThnVnban"/>
+        <w:pStyle w:val="BodyText"/>
         <w:numPr>
           <w:ilvl w:val="1"/>
           <w:numId w:val="4"/>
@@ -976,7 +988,7 @@
     </w:p>
     <w:p>
       <w:pPr>
-        <w:pStyle w:val="u2"/>
+        <w:pStyle w:val="Heading2"/>
         <w:numPr>
           <w:ilvl w:val="0"/>
           <w:numId w:val="0"/>
@@ -988,7 +1000,7 @@
     </w:p>
     <w:p>
       <w:pPr>
-        <w:pStyle w:val="ThnVnban"/>
+        <w:pStyle w:val="BodyText"/>
         <w:numPr>
           <w:ilvl w:val="0"/>
           <w:numId w:val="5"/>
@@ -1006,7 +1018,7 @@
     </w:p>
     <w:p>
       <w:pPr>
-        <w:pStyle w:val="ThnVnban"/>
+        <w:pStyle w:val="BodyText"/>
         <w:numPr>
           <w:ilvl w:val="1"/>
           <w:numId w:val="5"/>
@@ -1021,7 +1033,7 @@
     </w:p>
     <w:p>
       <w:pPr>
-        <w:pStyle w:val="ThnVnban"/>
+        <w:pStyle w:val="BodyText"/>
         <w:numPr>
           <w:ilvl w:val="1"/>
           <w:numId w:val="5"/>
@@ -1036,7 +1048,7 @@
     </w:p>
     <w:p>
       <w:pPr>
-        <w:pStyle w:val="ThnVnban"/>
+        <w:pStyle w:val="BodyText"/>
         <w:numPr>
           <w:ilvl w:val="1"/>
           <w:numId w:val="5"/>
@@ -1051,7 +1063,7 @@
     </w:p>
     <w:p>
       <w:pPr>
-        <w:pStyle w:val="ThnVnban"/>
+        <w:pStyle w:val="BodyText"/>
         <w:numPr>
           <w:ilvl w:val="1"/>
           <w:numId w:val="5"/>
@@ -1072,7 +1084,7 @@
     </w:p>
     <w:p>
       <w:pPr>
-        <w:pStyle w:val="ThnVnban"/>
+        <w:pStyle w:val="BodyText"/>
         <w:numPr>
           <w:ilvl w:val="1"/>
           <w:numId w:val="5"/>
@@ -1087,7 +1099,7 @@
     </w:p>
     <w:p>
       <w:pPr>
-        <w:pStyle w:val="ThnVnban"/>
+        <w:pStyle w:val="BodyText"/>
         <w:numPr>
           <w:ilvl w:val="1"/>
           <w:numId w:val="5"/>
@@ -1102,7 +1114,7 @@
     </w:p>
     <w:p>
       <w:pPr>
-        <w:pStyle w:val="ThnVnban"/>
+        <w:pStyle w:val="BodyText"/>
         <w:numPr>
           <w:ilvl w:val="0"/>
           <w:numId w:val="5"/>
@@ -1120,7 +1132,7 @@
     </w:p>
     <w:p>
       <w:pPr>
-        <w:pStyle w:val="ThnVnban"/>
+        <w:pStyle w:val="BodyText"/>
         <w:numPr>
           <w:ilvl w:val="1"/>
           <w:numId w:val="5"/>
@@ -1144,7 +1156,7 @@
     </w:p>
     <w:p>
       <w:pPr>
-        <w:pStyle w:val="ThnVnban"/>
+        <w:pStyle w:val="BodyText"/>
         <w:numPr>
           <w:ilvl w:val="1"/>
           <w:numId w:val="5"/>
@@ -1159,7 +1171,7 @@
     </w:p>
     <w:p>
       <w:pPr>
-        <w:pStyle w:val="ThnVnban"/>
+        <w:pStyle w:val="BodyText"/>
         <w:numPr>
           <w:ilvl w:val="1"/>
           <w:numId w:val="5"/>
@@ -1174,7 +1186,7 @@
     </w:p>
     <w:p>
       <w:pPr>
-        <w:pStyle w:val="ThnVnban"/>
+        <w:pStyle w:val="BodyText"/>
         <w:numPr>
           <w:ilvl w:val="1"/>
           <w:numId w:val="5"/>
@@ -1195,7 +1207,7 @@
     </w:p>
     <w:p>
       <w:pPr>
-        <w:pStyle w:val="ThnVnban"/>
+        <w:pStyle w:val="BodyText"/>
         <w:numPr>
           <w:ilvl w:val="1"/>
           <w:numId w:val="5"/>
@@ -1210,7 +1222,7 @@
     </w:p>
     <w:p>
       <w:pPr>
-        <w:pStyle w:val="ThnVnban"/>
+        <w:pStyle w:val="BodyText"/>
         <w:numPr>
           <w:ilvl w:val="0"/>
           <w:numId w:val="5"/>
@@ -1228,7 +1240,7 @@
     </w:p>
     <w:p>
       <w:pPr>
-        <w:pStyle w:val="ThnVnban"/>
+        <w:pStyle w:val="BodyText"/>
         <w:numPr>
           <w:ilvl w:val="1"/>
           <w:numId w:val="5"/>
@@ -1243,7 +1255,7 @@
     </w:p>
     <w:p>
       <w:pPr>
-        <w:pStyle w:val="ThnVnban"/>
+        <w:pStyle w:val="BodyText"/>
         <w:numPr>
           <w:ilvl w:val="1"/>
           <w:numId w:val="5"/>
@@ -1258,7 +1270,7 @@
     </w:p>
     <w:p>
       <w:pPr>
-        <w:pStyle w:val="ThnVnban"/>
+        <w:pStyle w:val="BodyText"/>
         <w:numPr>
           <w:ilvl w:val="1"/>
           <w:numId w:val="5"/>
@@ -1273,7 +1285,7 @@
     </w:p>
     <w:p>
       <w:pPr>
-        <w:pStyle w:val="u2"/>
+        <w:pStyle w:val="Heading2"/>
         <w:numPr>
           <w:ilvl w:val="0"/>
           <w:numId w:val="0"/>
@@ -1286,7 +1298,7 @@
     </w:p>
     <w:p>
       <w:pPr>
-        <w:pStyle w:val="ThnVnban"/>
+        <w:pStyle w:val="BodyText"/>
         <w:numPr>
           <w:ilvl w:val="0"/>
           <w:numId w:val="6"/>
@@ -1313,7 +1325,7 @@
     </w:p>
     <w:p>
       <w:pPr>
-        <w:pStyle w:val="ThnVnban"/>
+        <w:pStyle w:val="BodyText"/>
         <w:numPr>
           <w:ilvl w:val="0"/>
           <w:numId w:val="6"/>
@@ -1334,7 +1346,7 @@
     </w:p>
     <w:p>
       <w:pPr>
-        <w:pStyle w:val="ThnVnban"/>
+        <w:pStyle w:val="BodyText"/>
         <w:numPr>
           <w:ilvl w:val="0"/>
           <w:numId w:val="6"/>
@@ -1358,7 +1370,7 @@
     </w:p>
     <w:p>
       <w:pPr>
-        <w:pStyle w:val="ThnVnban"/>
+        <w:pStyle w:val="BodyText"/>
         <w:numPr>
           <w:ilvl w:val="0"/>
           <w:numId w:val="6"/>
@@ -1379,7 +1391,7 @@
     </w:p>
     <w:p>
       <w:pPr>
-        <w:pStyle w:val="ThnVnban"/>
+        <w:pStyle w:val="BodyText"/>
         <w:numPr>
           <w:ilvl w:val="0"/>
           <w:numId w:val="6"/>
@@ -1400,7 +1412,7 @@
     </w:p>
     <w:p>
       <w:pPr>
-        <w:pStyle w:val="u2"/>
+        <w:pStyle w:val="Heading2"/>
         <w:numPr>
           <w:ilvl w:val="0"/>
           <w:numId w:val="0"/>
@@ -1412,7 +1424,7 @@
     </w:p>
     <w:p>
       <w:pPr>
-        <w:pStyle w:val="ThnVnban"/>
+        <w:pStyle w:val="BodyText"/>
         <w:numPr>
           <w:ilvl w:val="0"/>
           <w:numId w:val="7"/>
@@ -1457,7 +1469,7 @@
     </w:p>
     <w:p>
       <w:pPr>
-        <w:pStyle w:val="ThnVnban"/>
+        <w:pStyle w:val="BodyText"/>
         <w:numPr>
           <w:ilvl w:val="0"/>
           <w:numId w:val="7"/>
@@ -1487,7 +1499,7 @@
     </w:p>
     <w:p>
       <w:pPr>
-        <w:pStyle w:val="u2"/>
+        <w:pStyle w:val="Heading2"/>
         <w:numPr>
           <w:ilvl w:val="0"/>
           <w:numId w:val="0"/>
@@ -1499,7 +1511,7 @@
     </w:p>
     <w:p>
       <w:pPr>
-        <w:pStyle w:val="ThnVnban"/>
+        <w:pStyle w:val="BodyText"/>
         <w:numPr>
           <w:ilvl w:val="0"/>
           <w:numId w:val="8"/>
@@ -1514,7 +1526,7 @@
     </w:p>
     <w:p>
       <w:pPr>
-        <w:pStyle w:val="ThnVnban"/>
+        <w:pStyle w:val="BodyText"/>
         <w:numPr>
           <w:ilvl w:val="0"/>
           <w:numId w:val="8"/>
@@ -1529,7 +1541,7 @@
     </w:p>
     <w:p>
       <w:pPr>
-        <w:pStyle w:val="ThnVnban"/>
+        <w:pStyle w:val="BodyText"/>
         <w:numPr>
           <w:ilvl w:val="0"/>
           <w:numId w:val="8"/>
@@ -1544,7 +1556,7 @@
     </w:p>
     <w:p>
       <w:pPr>
-        <w:pStyle w:val="ThnVnban"/>
+        <w:pStyle w:val="BodyText"/>
       </w:pPr>
     </w:p>
     <w:sectPr>
@@ -2406,7 +2418,7 @@
     <w:lvl w:ilvl="0">
       <w:start w:val="1"/>
       <w:numFmt w:val="none"/>
-      <w:pStyle w:val="u1"/>
+      <w:pStyle w:val="Heading1"/>
       <w:suff w:val="nothing"/>
       <w:lvlText w:val=""/>
       <w:lvlJc w:val="left"/>
@@ -2420,7 +2432,7 @@
     <w:lvl w:ilvl="1">
       <w:start w:val="1"/>
       <w:numFmt w:val="none"/>
-      <w:pStyle w:val="u2"/>
+      <w:pStyle w:val="Heading2"/>
       <w:suff w:val="nothing"/>
       <w:lvlText w:val=""/>
       <w:lvlJc w:val="left"/>
@@ -3085,7 +3097,7 @@
     <w:lsdException w:name="Unresolved Mention" w:semiHidden="1" w:unhideWhenUsed="1"/>
     <w:lsdException w:name="Smart Link" w:semiHidden="1" w:unhideWhenUsed="1"/>
   </w:latentStyles>
-  <w:style w:type="paragraph" w:default="1" w:styleId="Binhthng">
+  <w:style w:type="paragraph" w:default="1" w:styleId="Normal">
     <w:name w:val="Normal"/>
     <w:qFormat/>
     <w:pPr>
@@ -3095,10 +3107,10 @@
       <w:noProof/>
     </w:rPr>
   </w:style>
-  <w:style w:type="paragraph" w:styleId="u1">
+  <w:style w:type="paragraph" w:styleId="Heading1">
     <w:name w:val="heading 1"/>
     <w:basedOn w:val="Heading"/>
-    <w:next w:val="ThnVnban"/>
+    <w:next w:val="BodyText"/>
     <w:uiPriority w:val="9"/>
     <w:qFormat/>
     <w:pPr>
@@ -3114,10 +3126,10 @@
       <w:szCs w:val="36"/>
     </w:rPr>
   </w:style>
-  <w:style w:type="paragraph" w:styleId="u2">
+  <w:style w:type="paragraph" w:styleId="Heading2">
     <w:name w:val="heading 2"/>
     <w:basedOn w:val="Heading"/>
-    <w:next w:val="ThnVnban"/>
+    <w:next w:val="BodyText"/>
     <w:uiPriority w:val="9"/>
     <w:unhideWhenUsed/>
     <w:qFormat/>
@@ -3136,13 +3148,13 @@
       <w:szCs w:val="32"/>
     </w:rPr>
   </w:style>
-  <w:style w:type="character" w:default="1" w:styleId="Phngmcinhcuaoanvn">
+  <w:style w:type="character" w:default="1" w:styleId="DefaultParagraphFont">
     <w:name w:val="Default Paragraph Font"/>
     <w:uiPriority w:val="1"/>
     <w:semiHidden/>
     <w:unhideWhenUsed/>
   </w:style>
-  <w:style w:type="table" w:default="1" w:styleId="BangThngthng">
+  <w:style w:type="table" w:default="1" w:styleId="TableNormal">
     <w:name w:val="Normal Table"/>
     <w:uiPriority w:val="99"/>
     <w:semiHidden/>
@@ -3157,7 +3169,7 @@
       </w:tblCellMar>
     </w:tblPr>
   </w:style>
-  <w:style w:type="numbering" w:default="1" w:styleId="Khngco">
+  <w:style w:type="numbering" w:default="1" w:styleId="NoList">
     <w:name w:val="No List"/>
     <w:uiPriority w:val="99"/>
     <w:semiHidden/>
@@ -3172,8 +3184,8 @@
   </w:style>
   <w:style w:type="paragraph" w:customStyle="1" w:styleId="Heading">
     <w:name w:val="Heading"/>
-    <w:basedOn w:val="Binhthng"/>
-    <w:next w:val="ThnVnban"/>
+    <w:basedOn w:val="Normal"/>
+    <w:next w:val="BodyText"/>
     <w:qFormat/>
     <w:pPr>
       <w:keepNext/>
@@ -3185,20 +3197,20 @@
       <w:szCs w:val="28"/>
     </w:rPr>
   </w:style>
-  <w:style w:type="paragraph" w:styleId="ThnVnban">
+  <w:style w:type="paragraph" w:styleId="BodyText">
     <w:name w:val="Body Text"/>
-    <w:basedOn w:val="Binhthng"/>
+    <w:basedOn w:val="Normal"/>
     <w:pPr>
       <w:spacing w:after="140" w:line="276" w:lineRule="auto"/>
     </w:pPr>
   </w:style>
-  <w:style w:type="paragraph" w:styleId="Danhsach">
+  <w:style w:type="paragraph" w:styleId="List">
     <w:name w:val="List"/>
-    <w:basedOn w:val="ThnVnban"/>
+    <w:basedOn w:val="BodyText"/>
   </w:style>
-  <w:style w:type="paragraph" w:styleId="Chuthich">
+  <w:style w:type="paragraph" w:styleId="Caption">
     <w:name w:val="caption"/>
-    <w:basedOn w:val="Binhthng"/>
+    <w:basedOn w:val="Normal"/>
     <w:qFormat/>
     <w:pPr>
       <w:suppressLineNumbers/>
@@ -3211,7 +3223,7 @@
   </w:style>
   <w:style w:type="paragraph" w:customStyle="1" w:styleId="Index">
     <w:name w:val="Index"/>
-    <w:basedOn w:val="Binhthng"/>
+    <w:basedOn w:val="Normal"/>
     <w:qFormat/>
     <w:pPr>
       <w:suppressLineNumbers/>
@@ -3219,7 +3231,7 @@
   </w:style>
   <w:style w:type="paragraph" w:customStyle="1" w:styleId="TableContents">
     <w:name w:val="Table Contents"/>
-    <w:basedOn w:val="Binhthng"/>
+    <w:basedOn w:val="Normal"/>
     <w:qFormat/>
     <w:pPr>
       <w:suppressLineNumbers/>
@@ -3239,7 +3251,7 @@
   </w:style>
   <w:style w:type="paragraph" w:customStyle="1" w:styleId="PreformattedText">
     <w:name w:val="Preformatted Text"/>
-    <w:basedOn w:val="Binhthng"/>
+    <w:basedOn w:val="Normal"/>
     <w:qFormat/>
     <w:rPr>
       <w:rFonts w:ascii="Liberation Mono" w:eastAsia="Liberation Mono" w:hAnsi="Liberation Mono" w:cs="Liberation Mono"/>
